--- a/apresentacao/Roteiro de Apresentacao.docx
+++ b/apresentacao/Roteiro de Apresentacao.docx
@@ -976,7 +976,7 @@
           <w:i/>
           <w:sz w:val="22"/>
         </w:rPr>
-        <w:t xml:space="preserve">   (~50 s)</w:t>
+        <w:t xml:space="preserve">   (~55 s)</w:t>
       </w:r>
     </w:p>
     <w:p>
@@ -992,7 +992,23 @@
           <w:i w:val="0"/>
           <w:sz w:val="24"/>
         </w:rPr>
-        <w:t>Todo esse trabalho está organizado em um pipeline completo, com seis etapas conectadas: ingestão, pré-processamento, transformação, análise exploratória, modelagem e interpretação. Cada etapa é uma classe própria em Python, orientada a uma interface comum, executável isoladamente ou em cadeia. Usamos pandas para manipulação de dados, scikit-learn para os modelos, e SHAP para interpretabilidade. Nada exótico, ferramentas maduras, mas organizadas de um jeito que torna o projeto inteiro reprodutível do início ao fim.</w:t>
+        <w:t>Este slide resume, em uma arquitetura só, tudo que acabamos de mostrar e o que vem a seguir: os dados saem do IBGE, passam pelo pipeline em Python pelas três camadas — Bronze, Silver, Gold —, seguem para a análise exploratória, e chegam ao modelo e aos resultados. Cada etapa é uma classe própria, orientada a uma interface comum, executável isoladamente ou em cadeia. Usamos pandas para manipulação de dados, scikit-learn para os modelos, e SHAP para interpretabilidade. Claude Code e o framework AIOX entraram só como auxiliares no desenvolvimento; toda decisão do projeto foi nossa.</w:t>
+      </w:r>
+    </w:p>
+    <w:p>
+      <w:pPr>
+        <w:spacing w:line="360" w:lineRule="auto" w:before="0" w:after="160"/>
+        <w:ind w:firstLine="709"/>
+        <w:jc w:val="both"/>
+      </w:pPr>
+      <w:r>
+        <w:rPr>
+          <w:rFonts w:ascii="Times New Roman" w:hAnsi="Times New Roman"/>
+          <w:b w:val="0"/>
+          <w:i w:val="0"/>
+          <w:sz w:val="24"/>
+        </w:rPr>
+        <w:t>E é exatamente essa etapa em destaque vermelho, o modelo, que os próximos três slides vão destrinchar: como ele foi construído, avaliado e interpretado.</w:t>
       </w:r>
     </w:p>
     <w:p>
@@ -1141,7 +1157,7 @@
           <w:i w:val="0"/>
           <w:sz w:val="24"/>
         </w:rPr>
-        <w:t>E a última coluna da tabela é a que menos aparece nesse tipo de apresentação, mas que pesou de verdade na nossa decisão: tempo de treino. O HistGradientBoosting não é só o mais preciso, é também o mais rápido dos dois modelos fortes, 179 segundos contra 2.172 segundos do Random Forest, mais de 36 minutos. Doze vezes mais lento por um ganho de apenas 0,9 ponto de AUC. Isso importa porque tempo de treino é custo de engenharia: quanto mais rápido, mais vezes dá para retreinar, ajustar hiperparâmetro e comparar. Se interpretabilidade importar mais que esse último ponto percentual de desempenho, o Random Forest segue como alternativa real; mas em precisão e em velocidade, o HistGradientBoosting venceu nos dois eixos.</w:t>
+        <w:t>E a última coluna da tabela é a que menos aparece nesse tipo de apresentação, mas que pesou de verdade na nossa decisão: tempo de treino. O HistGradientBoosting não é só o mais preciso, é também o mais rápido dos dois modelos fortes: 3 minutos contra 36 minutos do Random Forest. Doze vezes mais lento por um ganho de apenas 0,9 ponto de AUC. Isso importa porque tempo de treino é custo de engenharia: quanto mais rápido, mais vezes dá para retreinar, ajustar hiperparâmetro e comparar. Se interpretabilidade importar mais que esse último ponto percentual de desempenho, o Random Forest segue como alternativa real; mas em precisão e em velocidade, o HistGradientBoosting venceu nos dois eixos.</w:t>
       </w:r>
     </w:p>
     <w:p>
@@ -1196,7 +1212,23 @@
           <w:i w:val="0"/>
           <w:sz w:val="24"/>
         </w:rPr>
-        <w:t>Sobre o que funcionou: construímos um pipeline reprodutível de ponta a ponta, do dado bruto do IBGE até uma predição interpretável. O modelo tem bom poder preditivo, AUC de 0,93, e interpretabilidade real via SHAP, não uma caixa-preta. Sobre o que falta: a disparidade de recall no grupo Amarelos precisa de tratamento, reponderação no treino ou um threshold específico por grupo. O peso amostral complexo da PNAD ainda não entrou na avaliação, e fica como próximo passo natural, assim como monitorar novas safras trimestrais à medida que o IBGE publica.</w:t>
+        <w:t>A parte mais difícil do projeto não foi treinar o modelo: foi decidir quais das 420 variáveis podiam entrar sem colar a resposta. E o modelo, ao ser interpretável, expôs uma desigualdade real — o recall 12 pontos menor no grupo Amarelos — que um modelo caixa-preta teria escondido.</w:t>
+      </w:r>
+    </w:p>
+    <w:p>
+      <w:pPr>
+        <w:spacing w:line="360" w:lineRule="auto" w:before="0" w:after="160"/>
+        <w:ind w:firstLine="709"/>
+        <w:jc w:val="both"/>
+      </w:pPr>
+      <w:r>
+        <w:rPr>
+          <w:rFonts w:ascii="Times New Roman" w:hAnsi="Times New Roman"/>
+          <w:b w:val="0"/>
+          <w:i w:val="0"/>
+          <w:sz w:val="24"/>
+        </w:rPr>
+        <w:t>E voltando ao objetivo que apresentamos lá no início: prever, explicar, medir equidade. Os três foram atingidos. Prever: sim, AUC de 0,93 no ano que o modelo nunca viu. Explicar: sim, o SHAP confirmou os mesmos fatores que a análise exploratória já apontava. Medir equidade: sim — e o resultado foi desconfortável, mas é exatamente esse tipo de coisa que só aparece quando se mede de verdade.</w:t>
       </w:r>
     </w:p>
     <w:p>
